--- a/zht/docx/180.content.docx
+++ b/zht/docx/180.content.docx
@@ -462,186 +462,138 @@
           <w:lang w:val="zh_TW" w:bidi="zh_TW"/>
         </w:rPr>
       </w:r>
-      <w:hyperlink r:id="rId13">
-        <w:r>
-          <w:rPr>
-            <w:lang w:val="zh_TW" w:bidi="zh_TW"/>
-          </w:rPr>
-          <w:rPr>
-            <w:color w:val="0000EE"/>
-            <w:u w:val="single"/>
-          </w:rPr>
-          <w:t>使徒行傳15:20</w:t>
-        </w:r>
-      </w:hyperlink>
-    </w:p>
-    <w:p>
-      <w:pPr>
-        <w:pStyle w:val="ListBullet"/>
-        <w:spacing w:line="240" w:lineRule="auto"/>
-        <w:ind w:left="720"/>
-      </w:pPr>
-      <w:r>
-        <w:rPr>
-          <w:lang w:val="zh_TW" w:bidi="zh_TW"/>
-        </w:rPr>
-      </w:r>
-      <w:hyperlink r:id="rId14">
-        <w:r>
-          <w:rPr>
-            <w:lang w:val="zh_TW" w:bidi="zh_TW"/>
-          </w:rPr>
-          <w:rPr>
-            <w:color w:val="0000EE"/>
-            <w:u w:val="single"/>
-          </w:rPr>
-          <w:t>使徒行傳21:25–26</w:t>
-        </w:r>
-      </w:hyperlink>
-    </w:p>
-    <w:p>
-      <w:pPr>
-        <w:pStyle w:val="ListBullet"/>
-        <w:spacing w:line="240" w:lineRule="auto"/>
-        <w:ind w:left="720"/>
-      </w:pPr>
-      <w:r>
-        <w:rPr>
-          <w:lang w:val="zh_TW" w:bidi="zh_TW"/>
-        </w:rPr>
-      </w:r>
-      <w:hyperlink r:id="rId15">
-        <w:r>
-          <w:rPr>
-            <w:lang w:val="zh_TW" w:bidi="zh_TW"/>
-          </w:rPr>
-          <w:rPr>
-            <w:color w:val="0000EE"/>
-            <w:u w:val="single"/>
-          </w:rPr>
-          <w:t>歌羅西書3:5–8</w:t>
-        </w:r>
-      </w:hyperlink>
-    </w:p>
-    <w:p>
-      <w:pPr>
-        <w:pStyle w:val="ListBullet"/>
-        <w:spacing w:line="240" w:lineRule="auto"/>
-        <w:ind w:left="720"/>
-      </w:pPr>
-      <w:r>
-        <w:rPr>
-          <w:lang w:val="zh_TW" w:bidi="zh_TW"/>
-        </w:rPr>
-      </w:r>
-      <w:hyperlink r:id="rId16">
-        <w:r>
-          <w:rPr>
-            <w:lang w:val="zh_TW" w:bidi="zh_TW"/>
-          </w:rPr>
-          <w:rPr>
-            <w:color w:val="0000EE"/>
-            <w:u w:val="single"/>
-          </w:rPr>
-          <w:t>以弗所書5:3</w:t>
-        </w:r>
-      </w:hyperlink>
-    </w:p>
-    <w:p>
-      <w:pPr>
-        <w:pStyle w:val="ListBullet"/>
-        <w:spacing w:line="240" w:lineRule="auto"/>
-        <w:ind w:left="720"/>
-      </w:pPr>
-      <w:r>
-        <w:rPr>
-          <w:lang w:val="zh_TW" w:bidi="zh_TW"/>
-        </w:rPr>
-      </w:r>
-      <w:hyperlink r:id="rId17">
-        <w:r>
-          <w:rPr>
-            <w:lang w:val="zh_TW" w:bidi="zh_TW"/>
-          </w:rPr>
-          <w:rPr>
-            <w:color w:val="0000EE"/>
-            <w:u w:val="single"/>
-          </w:rPr>
-          <w:t>創世記38:24–26</w:t>
-        </w:r>
-      </w:hyperlink>
-    </w:p>
-    <w:p>
-      <w:pPr>
-        <w:pStyle w:val="ListBullet"/>
-        <w:spacing w:line="240" w:lineRule="auto"/>
-        <w:ind w:left="720"/>
-      </w:pPr>
-      <w:r>
-        <w:rPr>
-          <w:lang w:val="zh_TW" w:bidi="zh_TW"/>
-        </w:rPr>
-      </w:r>
-      <w:hyperlink r:id="rId18">
-        <w:r>
-          <w:rPr>
-            <w:lang w:val="zh_TW" w:bidi="zh_TW"/>
-          </w:rPr>
-          <w:rPr>
-            <w:color w:val="0000EE"/>
-            <w:u w:val="single"/>
-          </w:rPr>
-          <w:t>何西阿書4:13–14</w:t>
-        </w:r>
-      </w:hyperlink>
-    </w:p>
-    <w:p>
-      <w:pPr>
-        <w:pStyle w:val="ListBullet"/>
-        <w:spacing w:line="240" w:lineRule="auto"/>
-        <w:ind w:left="720"/>
-      </w:pPr>
-      <w:r>
-        <w:rPr>
-          <w:lang w:val="zh_TW" w:bidi="zh_TW"/>
-        </w:rPr>
-      </w:r>
-      <w:hyperlink r:id="rId19">
-        <w:r>
-          <w:rPr>
-            <w:lang w:val="zh_TW" w:bidi="zh_TW"/>
-          </w:rPr>
-          <w:rPr>
-            <w:color w:val="0000EE"/>
-            <w:u w:val="single"/>
-          </w:rPr>
-          <w:t>馬太福音5:31–32</w:t>
-        </w:r>
-      </w:hyperlink>
-    </w:p>
-    <w:p>
-      <w:pPr>
-        <w:pStyle w:val="ListBullet"/>
-        <w:spacing w:line="240" w:lineRule="auto"/>
-        <w:ind w:left="720"/>
-      </w:pPr>
-      <w:r>
-        <w:rPr>
-          <w:lang w:val="zh_TW" w:bidi="zh_TW"/>
-        </w:rPr>
-      </w:r>
-      <w:hyperlink r:id="rId20">
-        <w:r>
-          <w:rPr>
-            <w:lang w:val="zh_TW" w:bidi="zh_TW"/>
-          </w:rPr>
-          <w:rPr>
-            <w:color w:val="0000EE"/>
-            <w:u w:val="single"/>
-          </w:rPr>
-          <w:t>馬太福音19:7–9</w:t>
-        </w:r>
-      </w:hyperlink>
+      <w:r>
+        <w:rPr>
+          <w:lang w:val="zh_TW" w:bidi="zh_TW"/>
+        </w:rPr>
+        <w:t>使徒行傳15:20</w:t>
+      </w:r>
+    </w:p>
+    <w:p>
+      <w:pPr>
+        <w:pStyle w:val="ListBullet"/>
+        <w:spacing w:line="240" w:lineRule="auto"/>
+        <w:ind w:left="720"/>
+      </w:pPr>
+      <w:r>
+        <w:rPr>
+          <w:lang w:val="zh_TW" w:bidi="zh_TW"/>
+        </w:rPr>
+      </w:r>
+      <w:r>
+        <w:rPr>
+          <w:lang w:val="zh_TW" w:bidi="zh_TW"/>
+        </w:rPr>
+        <w:t>使徒行傳21:25–26</w:t>
+      </w:r>
+    </w:p>
+    <w:p>
+      <w:pPr>
+        <w:pStyle w:val="ListBullet"/>
+        <w:spacing w:line="240" w:lineRule="auto"/>
+        <w:ind w:left="720"/>
+      </w:pPr>
+      <w:r>
+        <w:rPr>
+          <w:lang w:val="zh_TW" w:bidi="zh_TW"/>
+        </w:rPr>
+      </w:r>
+      <w:r>
+        <w:rPr>
+          <w:lang w:val="zh_TW" w:bidi="zh_TW"/>
+        </w:rPr>
+        <w:t>歌羅西書3:5–8</w:t>
+      </w:r>
+    </w:p>
+    <w:p>
+      <w:pPr>
+        <w:pStyle w:val="ListBullet"/>
+        <w:spacing w:line="240" w:lineRule="auto"/>
+        <w:ind w:left="720"/>
+      </w:pPr>
+      <w:r>
+        <w:rPr>
+          <w:lang w:val="zh_TW" w:bidi="zh_TW"/>
+        </w:rPr>
+      </w:r>
+      <w:r>
+        <w:rPr>
+          <w:lang w:val="zh_TW" w:bidi="zh_TW"/>
+        </w:rPr>
+        <w:t>以弗所書5:3</w:t>
+      </w:r>
+    </w:p>
+    <w:p>
+      <w:pPr>
+        <w:pStyle w:val="ListBullet"/>
+        <w:spacing w:line="240" w:lineRule="auto"/>
+        <w:ind w:left="720"/>
+      </w:pPr>
+      <w:r>
+        <w:rPr>
+          <w:lang w:val="zh_TW" w:bidi="zh_TW"/>
+        </w:rPr>
+      </w:r>
+      <w:r>
+        <w:rPr>
+          <w:lang w:val="zh_TW" w:bidi="zh_TW"/>
+        </w:rPr>
+        <w:t>創世記38:24–26</w:t>
+      </w:r>
+    </w:p>
+    <w:p>
+      <w:pPr>
+        <w:pStyle w:val="ListBullet"/>
+        <w:spacing w:line="240" w:lineRule="auto"/>
+        <w:ind w:left="720"/>
+      </w:pPr>
+      <w:r>
+        <w:rPr>
+          <w:lang w:val="zh_TW" w:bidi="zh_TW"/>
+        </w:rPr>
+      </w:r>
+      <w:r>
+        <w:rPr>
+          <w:lang w:val="zh_TW" w:bidi="zh_TW"/>
+        </w:rPr>
+        <w:t>何西阿書4:13–14</w:t>
+      </w:r>
+    </w:p>
+    <w:p>
+      <w:pPr>
+        <w:pStyle w:val="ListBullet"/>
+        <w:spacing w:line="240" w:lineRule="auto"/>
+        <w:ind w:left="720"/>
+      </w:pPr>
+      <w:r>
+        <w:rPr>
+          <w:lang w:val="zh_TW" w:bidi="zh_TW"/>
+        </w:rPr>
+      </w:r>
+      <w:r>
+        <w:rPr>
+          <w:lang w:val="zh_TW" w:bidi="zh_TW"/>
+        </w:rPr>
+        <w:t>馬太福音5:31–32</w:t>
+      </w:r>
+    </w:p>
+    <w:p>
+      <w:pPr>
+        <w:pStyle w:val="ListBullet"/>
+        <w:spacing w:line="240" w:lineRule="auto"/>
+        <w:ind w:left="720"/>
+      </w:pPr>
+      <w:r>
+        <w:rPr>
+          <w:lang w:val="zh_TW" w:bidi="zh_TW"/>
+        </w:rPr>
+      </w:r>
+      <w:r>
+        <w:rPr>
+          <w:lang w:val="zh_TW" w:bidi="zh_TW"/>
+        </w:rPr>
+        <w:t>馬太福音19:7–9</w:t>
+      </w:r>
     </w:p>
     <w:p>
       <w:pPr>
@@ -796,90 +748,66 @@
           <w:lang w:val="zh_TW" w:bidi="zh_TW"/>
         </w:rPr>
       </w:r>
-      <w:hyperlink r:id="rId21">
-        <w:r>
-          <w:rPr>
-            <w:lang w:val="zh_TW" w:bidi="zh_TW"/>
-          </w:rPr>
-          <w:rPr>
-            <w:color w:val="0000EE"/>
-            <w:u w:val="single"/>
-          </w:rPr>
-          <w:t>以西結書37:16</w:t>
-        </w:r>
-      </w:hyperlink>
-    </w:p>
-    <w:p>
-      <w:pPr>
-        <w:pStyle w:val="ListBullet"/>
-        <w:spacing w:line="240" w:lineRule="auto"/>
-        <w:ind w:left="720"/>
-      </w:pPr>
-      <w:r>
-        <w:rPr>
-          <w:lang w:val="zh_TW" w:bidi="zh_TW"/>
-        </w:rPr>
-      </w:r>
-      <w:hyperlink r:id="rId22">
-        <w:r>
-          <w:rPr>
-            <w:lang w:val="zh_TW" w:bidi="zh_TW"/>
-          </w:rPr>
-          <w:rPr>
-            <w:color w:val="0000EE"/>
-            <w:u w:val="single"/>
-          </w:rPr>
-          <w:t>希伯來書1:9</w:t>
-        </w:r>
-      </w:hyperlink>
-    </w:p>
-    <w:p>
-      <w:pPr>
-        <w:pStyle w:val="ListBullet"/>
-        <w:spacing w:line="240" w:lineRule="auto"/>
-        <w:ind w:left="720"/>
-      </w:pPr>
-      <w:r>
-        <w:rPr>
-          <w:lang w:val="zh_TW" w:bidi="zh_TW"/>
-        </w:rPr>
-      </w:r>
-      <w:hyperlink r:id="rId23">
-        <w:r>
-          <w:rPr>
-            <w:lang w:val="zh_TW" w:bidi="zh_TW"/>
-          </w:rPr>
-          <w:rPr>
-            <w:color w:val="0000EE"/>
-            <w:u w:val="single"/>
-          </w:rPr>
-          <w:t>箴言2:17</w:t>
-        </w:r>
-      </w:hyperlink>
-    </w:p>
-    <w:p>
-      <w:pPr>
-        <w:pStyle w:val="ListBullet"/>
-        <w:spacing w:line="240" w:lineRule="auto"/>
-        <w:ind w:left="720"/>
-      </w:pPr>
-      <w:r>
-        <w:rPr>
-          <w:lang w:val="zh_TW" w:bidi="zh_TW"/>
-        </w:rPr>
-      </w:r>
-      <w:hyperlink r:id="rId24">
-        <w:r>
-          <w:rPr>
-            <w:lang w:val="zh_TW" w:bidi="zh_TW"/>
-          </w:rPr>
-          <w:rPr>
-            <w:color w:val="0000EE"/>
-            <w:u w:val="single"/>
-          </w:rPr>
-          <w:t>詩篇38:11–12</w:t>
-        </w:r>
-      </w:hyperlink>
+      <w:r>
+        <w:rPr>
+          <w:lang w:val="zh_TW" w:bidi="zh_TW"/>
+        </w:rPr>
+        <w:t>以西結書37:16</w:t>
+      </w:r>
+    </w:p>
+    <w:p>
+      <w:pPr>
+        <w:pStyle w:val="ListBullet"/>
+        <w:spacing w:line="240" w:lineRule="auto"/>
+        <w:ind w:left="720"/>
+      </w:pPr>
+      <w:r>
+        <w:rPr>
+          <w:lang w:val="zh_TW" w:bidi="zh_TW"/>
+        </w:rPr>
+      </w:r>
+      <w:r>
+        <w:rPr>
+          <w:lang w:val="zh_TW" w:bidi="zh_TW"/>
+        </w:rPr>
+        <w:t>希伯來書1:9</w:t>
+      </w:r>
+    </w:p>
+    <w:p>
+      <w:pPr>
+        <w:pStyle w:val="ListBullet"/>
+        <w:spacing w:line="240" w:lineRule="auto"/>
+        <w:ind w:left="720"/>
+      </w:pPr>
+      <w:r>
+        <w:rPr>
+          <w:lang w:val="zh_TW" w:bidi="zh_TW"/>
+        </w:rPr>
+      </w:r>
+      <w:r>
+        <w:rPr>
+          <w:lang w:val="zh_TW" w:bidi="zh_TW"/>
+        </w:rPr>
+        <w:t>箴言2:17</w:t>
+      </w:r>
+    </w:p>
+    <w:p>
+      <w:pPr>
+        <w:pStyle w:val="ListBullet"/>
+        <w:spacing w:line="240" w:lineRule="auto"/>
+        <w:ind w:left="720"/>
+      </w:pPr>
+      <w:r>
+        <w:rPr>
+          <w:lang w:val="zh_TW" w:bidi="zh_TW"/>
+        </w:rPr>
+      </w:r>
+      <w:r>
+        <w:rPr>
+          <w:lang w:val="zh_TW" w:bidi="zh_TW"/>
+        </w:rPr>
+        <w:t>詩篇38:11–12</w:t>
+      </w:r>
     </w:p>
     <w:p>
       <w:pPr>
@@ -1119,138 +1047,96 @@
           <w:lang w:val="zh_TW" w:bidi="zh_TW"/>
         </w:rPr>
       </w:r>
-      <w:hyperlink r:id="rId25">
-        <w:r>
-          <w:rPr>
-            <w:lang w:val="zh_TW" w:bidi="zh_TW"/>
-          </w:rPr>
-          <w:rPr>
-            <w:color w:val="0000EE"/>
-            <w:u w:val="single"/>
-          </w:rPr>
-          <w:t>創世記24:15–16</w:t>
-        </w:r>
-      </w:hyperlink>
-    </w:p>
-    <w:p>
-      <w:pPr>
-        <w:pStyle w:val="ListBullet"/>
-        <w:spacing w:line="240" w:lineRule="auto"/>
-        <w:ind w:left="720"/>
-      </w:pPr>
-      <w:r>
-        <w:rPr>
-          <w:lang w:val="zh_TW" w:bidi="zh_TW"/>
-        </w:rPr>
-      </w:r>
-      <w:hyperlink r:id="rId26">
-        <w:r>
-          <w:rPr>
-            <w:lang w:val="zh_TW" w:bidi="zh_TW"/>
-          </w:rPr>
-          <w:rPr>
-            <w:color w:val="0000EE"/>
-            <w:u w:val="single"/>
-          </w:rPr>
-          <w:t>路加福音1:27</w:t>
-        </w:r>
-      </w:hyperlink>
-    </w:p>
-    <w:p>
-      <w:pPr>
-        <w:pStyle w:val="ListBullet"/>
-        <w:spacing w:line="240" w:lineRule="auto"/>
-        <w:ind w:left="720"/>
-      </w:pPr>
-      <w:r>
-        <w:rPr>
-          <w:lang w:val="zh_TW" w:bidi="zh_TW"/>
-        </w:rPr>
-      </w:r>
-      <w:hyperlink r:id="rId26">
-        <w:r>
-          <w:rPr>
-            <w:lang w:val="zh_TW" w:bidi="zh_TW"/>
-          </w:rPr>
-          <w:rPr>
-            <w:color w:val="0000EE"/>
-            <w:u w:val="single"/>
-          </w:rPr>
-          <w:t>路加福音</w:t>
-        </w:r>
-      </w:hyperlink>
-      <w:hyperlink r:id="rId27">
-        <w:r>
-          <w:rPr>
-            <w:lang w:val="zh_TW" w:bidi="zh_TW"/>
-          </w:rPr>
-          <w:rPr>
-            <w:color w:val="0000EE"/>
-            <w:u w:val="single"/>
-          </w:rPr>
-          <w:t>1:35</w:t>
-        </w:r>
-      </w:hyperlink>
-    </w:p>
-    <w:p>
-      <w:pPr>
-        <w:pStyle w:val="ListBullet"/>
-        <w:spacing w:line="240" w:lineRule="auto"/>
-        <w:ind w:left="720"/>
-      </w:pPr>
-      <w:r>
-        <w:rPr>
-          <w:lang w:val="zh_TW" w:bidi="zh_TW"/>
-        </w:rPr>
-      </w:r>
-      <w:hyperlink r:id="rId28">
-        <w:r>
-          <w:rPr>
-            <w:lang w:val="zh_TW" w:bidi="zh_TW"/>
-          </w:rPr>
-          <w:rPr>
-            <w:color w:val="0000EE"/>
-            <w:u w:val="single"/>
-          </w:rPr>
-          <w:t>馬太福音</w:t>
-        </w:r>
-      </w:hyperlink>
-      <w:hyperlink r:id="rId29">
-        <w:r>
-          <w:rPr>
-            <w:lang w:val="zh_TW" w:bidi="zh_TW"/>
-          </w:rPr>
-          <w:rPr>
-            <w:color w:val="0000EE"/>
-            <w:u w:val="single"/>
-          </w:rPr>
-          <w:t>1:23</w:t>
-        </w:r>
-      </w:hyperlink>
-    </w:p>
-    <w:p>
-      <w:pPr>
-        <w:pStyle w:val="ListBullet"/>
-        <w:spacing w:line="240" w:lineRule="auto"/>
-        <w:ind w:left="720"/>
-      </w:pPr>
-      <w:r>
-        <w:rPr>
-          <w:lang w:val="zh_TW" w:bidi="zh_TW"/>
-        </w:rPr>
-      </w:r>
-      <w:hyperlink r:id="rId28">
-        <w:r>
-          <w:rPr>
-            <w:lang w:val="zh_TW" w:bidi="zh_TW"/>
-          </w:rPr>
-          <w:rPr>
-            <w:color w:val="0000EE"/>
-            <w:u w:val="single"/>
-          </w:rPr>
-          <w:t>馬太福音25:2</w:t>
-        </w:r>
-      </w:hyperlink>
+      <w:r>
+        <w:rPr>
+          <w:lang w:val="zh_TW" w:bidi="zh_TW"/>
+        </w:rPr>
+        <w:t>創世記24:15–16</w:t>
+      </w:r>
+    </w:p>
+    <w:p>
+      <w:pPr>
+        <w:pStyle w:val="ListBullet"/>
+        <w:spacing w:line="240" w:lineRule="auto"/>
+        <w:ind w:left="720"/>
+      </w:pPr>
+      <w:r>
+        <w:rPr>
+          <w:lang w:val="zh_TW" w:bidi="zh_TW"/>
+        </w:rPr>
+      </w:r>
+      <w:r>
+        <w:rPr>
+          <w:lang w:val="zh_TW" w:bidi="zh_TW"/>
+        </w:rPr>
+        <w:t>路加福音1:27</w:t>
+      </w:r>
+    </w:p>
+    <w:p>
+      <w:pPr>
+        <w:pStyle w:val="ListBullet"/>
+        <w:spacing w:line="240" w:lineRule="auto"/>
+        <w:ind w:left="720"/>
+      </w:pPr>
+      <w:r>
+        <w:rPr>
+          <w:lang w:val="zh_TW" w:bidi="zh_TW"/>
+        </w:rPr>
+      </w:r>
+      <w:r>
+        <w:rPr>
+          <w:lang w:val="zh_TW" w:bidi="zh_TW"/>
+        </w:rPr>
+        <w:t>路加福音</w:t>
+      </w:r>
+      <w:r>
+        <w:rPr>
+          <w:lang w:val="zh_TW" w:bidi="zh_TW"/>
+        </w:rPr>
+        <w:t>1:35</w:t>
+      </w:r>
+    </w:p>
+    <w:p>
+      <w:pPr>
+        <w:pStyle w:val="ListBullet"/>
+        <w:spacing w:line="240" w:lineRule="auto"/>
+        <w:ind w:left="720"/>
+      </w:pPr>
+      <w:r>
+        <w:rPr>
+          <w:lang w:val="zh_TW" w:bidi="zh_TW"/>
+        </w:rPr>
+      </w:r>
+      <w:r>
+        <w:rPr>
+          <w:lang w:val="zh_TW" w:bidi="zh_TW"/>
+        </w:rPr>
+        <w:t>馬太福音</w:t>
+      </w:r>
+      <w:r>
+        <w:rPr>
+          <w:lang w:val="zh_TW" w:bidi="zh_TW"/>
+        </w:rPr>
+        <w:t>1:23</w:t>
+      </w:r>
+    </w:p>
+    <w:p>
+      <w:pPr>
+        <w:pStyle w:val="ListBullet"/>
+        <w:spacing w:line="240" w:lineRule="auto"/>
+        <w:ind w:left="720"/>
+      </w:pPr>
+      <w:r>
+        <w:rPr>
+          <w:lang w:val="zh_TW" w:bidi="zh_TW"/>
+        </w:rPr>
+      </w:r>
+      <w:r>
+        <w:rPr>
+          <w:lang w:val="zh_TW" w:bidi="zh_TW"/>
+        </w:rPr>
+        <w:t>馬太福音25:2</w:t>
+      </w:r>
     </w:p>
     <w:p>
       <w:pPr>
@@ -1677,66 +1563,48 @@
           <w:lang w:val="zh_TW" w:bidi="zh_TW"/>
         </w:rPr>
       </w:r>
-      <w:hyperlink r:id="rId30">
-        <w:r>
-          <w:rPr>
-            <w:lang w:val="zh_TW" w:bidi="zh_TW"/>
-          </w:rPr>
-          <w:rPr>
-            <w:color w:val="0000EE"/>
-            <w:u w:val="single"/>
-          </w:rPr>
-          <w:t>彼得前書5:10–11</w:t>
-        </w:r>
-      </w:hyperlink>
-    </w:p>
-    <w:p>
-      <w:pPr>
-        <w:pStyle w:val="ListBullet"/>
-        <w:spacing w:line="240" w:lineRule="auto"/>
-        <w:ind w:left="720"/>
-      </w:pPr>
-      <w:r>
-        <w:rPr>
-          <w:lang w:val="zh_TW" w:bidi="zh_TW"/>
-        </w:rPr>
-      </w:r>
-      <w:hyperlink r:id="rId31">
-        <w:r>
-          <w:rPr>
-            <w:lang w:val="zh_TW" w:bidi="zh_TW"/>
-          </w:rPr>
-          <w:rPr>
-            <w:color w:val="0000EE"/>
-            <w:u w:val="single"/>
-          </w:rPr>
-          <w:t>歌羅西書1:13</w:t>
-        </w:r>
-      </w:hyperlink>
-    </w:p>
-    <w:p>
-      <w:pPr>
-        <w:pStyle w:val="ListBullet"/>
-        <w:spacing w:line="240" w:lineRule="auto"/>
-        <w:ind w:left="720"/>
-      </w:pPr>
-      <w:r>
-        <w:rPr>
-          <w:lang w:val="zh_TW" w:bidi="zh_TW"/>
-        </w:rPr>
-      </w:r>
-      <w:hyperlink r:id="rId32">
-        <w:r>
-          <w:rPr>
-            <w:lang w:val="zh_TW" w:bidi="zh_TW"/>
-          </w:rPr>
-          <w:rPr>
-            <w:color w:val="0000EE"/>
-            <w:u w:val="single"/>
-          </w:rPr>
-          <w:t>猶大書1:25</w:t>
-        </w:r>
-      </w:hyperlink>
+      <w:r>
+        <w:rPr>
+          <w:lang w:val="zh_TW" w:bidi="zh_TW"/>
+        </w:rPr>
+        <w:t>彼得前書5:10–11</w:t>
+      </w:r>
+    </w:p>
+    <w:p>
+      <w:pPr>
+        <w:pStyle w:val="ListBullet"/>
+        <w:spacing w:line="240" w:lineRule="auto"/>
+        <w:ind w:left="720"/>
+      </w:pPr>
+      <w:r>
+        <w:rPr>
+          <w:lang w:val="zh_TW" w:bidi="zh_TW"/>
+        </w:rPr>
+      </w:r>
+      <w:r>
+        <w:rPr>
+          <w:lang w:val="zh_TW" w:bidi="zh_TW"/>
+        </w:rPr>
+        <w:t>歌羅西書1:13</w:t>
+      </w:r>
+    </w:p>
+    <w:p>
+      <w:pPr>
+        <w:pStyle w:val="ListBullet"/>
+        <w:spacing w:line="240" w:lineRule="auto"/>
+        <w:ind w:left="720"/>
+      </w:pPr>
+      <w:r>
+        <w:rPr>
+          <w:lang w:val="zh_TW" w:bidi="zh_TW"/>
+        </w:rPr>
+      </w:r>
+      <w:r>
+        <w:rPr>
+          <w:lang w:val="zh_TW" w:bidi="zh_TW"/>
+        </w:rPr>
+        <w:t>猶大書1:25</w:t>
+      </w:r>
     </w:p>
     <w:p>
       <w:pPr>
@@ -2030,186 +1898,138 @@
           <w:lang w:val="zh_TW" w:bidi="zh_TW"/>
         </w:rPr>
       </w:r>
-      <w:hyperlink r:id="rId33">
-        <w:r>
-          <w:rPr>
-            <w:lang w:val="zh_TW" w:bidi="zh_TW"/>
-          </w:rPr>
-          <w:rPr>
-            <w:color w:val="0000EE"/>
-            <w:u w:val="single"/>
-          </w:rPr>
-          <w:t>使徒行傳3:17–18</w:t>
-        </w:r>
-      </w:hyperlink>
-    </w:p>
-    <w:p>
-      <w:pPr>
-        <w:pStyle w:val="ListBullet"/>
-        <w:spacing w:line="240" w:lineRule="auto"/>
-        <w:ind w:left="720"/>
-      </w:pPr>
-      <w:r>
-        <w:rPr>
-          <w:lang w:val="zh_TW" w:bidi="zh_TW"/>
-        </w:rPr>
-      </w:r>
-      <w:hyperlink r:id="rId34">
-        <w:r>
-          <w:rPr>
-            <w:lang w:val="zh_TW" w:bidi="zh_TW"/>
-          </w:rPr>
-          <w:rPr>
-            <w:color w:val="0000EE"/>
-            <w:u w:val="single"/>
-          </w:rPr>
-          <w:t>使徒行傳7:35–37</w:t>
-        </w:r>
-      </w:hyperlink>
-    </w:p>
-    <w:p>
-      <w:pPr>
-        <w:pStyle w:val="ListBullet"/>
-        <w:spacing w:line="240" w:lineRule="auto"/>
-        <w:ind w:left="720"/>
-      </w:pPr>
-      <w:r>
-        <w:rPr>
-          <w:lang w:val="zh_TW" w:bidi="zh_TW"/>
-        </w:rPr>
-      </w:r>
-      <w:hyperlink r:id="rId35">
-        <w:r>
-          <w:rPr>
-            <w:lang w:val="zh_TW" w:bidi="zh_TW"/>
-          </w:rPr>
-          <w:rPr>
-            <w:color w:val="0000EE"/>
-            <w:u w:val="single"/>
-          </w:rPr>
-          <w:t>路加福音12:11</w:t>
-        </w:r>
-      </w:hyperlink>
-    </w:p>
-    <w:p>
-      <w:pPr>
-        <w:pStyle w:val="ListBullet"/>
-        <w:spacing w:line="240" w:lineRule="auto"/>
-        <w:ind w:left="720"/>
-      </w:pPr>
-      <w:r>
-        <w:rPr>
-          <w:lang w:val="zh_TW" w:bidi="zh_TW"/>
-        </w:rPr>
-      </w:r>
-      <w:hyperlink r:id="rId36">
-        <w:r>
-          <w:rPr>
-            <w:lang w:val="zh_TW" w:bidi="zh_TW"/>
-          </w:rPr>
-          <w:rPr>
-            <w:color w:val="0000EE"/>
-            <w:u w:val="single"/>
-          </w:rPr>
-          <w:t>路加福音23:35</w:t>
-        </w:r>
-      </w:hyperlink>
-    </w:p>
-    <w:p>
-      <w:pPr>
-        <w:pStyle w:val="ListBullet"/>
-        <w:spacing w:line="240" w:lineRule="auto"/>
-        <w:ind w:left="720"/>
-      </w:pPr>
-      <w:r>
-        <w:rPr>
-          <w:lang w:val="zh_TW" w:bidi="zh_TW"/>
-        </w:rPr>
-      </w:r>
-      <w:hyperlink r:id="rId37">
-        <w:r>
-          <w:rPr>
-            <w:lang w:val="zh_TW" w:bidi="zh_TW"/>
-          </w:rPr>
-          <w:rPr>
-            <w:color w:val="0000EE"/>
-            <w:u w:val="single"/>
-          </w:rPr>
-          <w:t>馬可福音10:42</w:t>
-        </w:r>
-      </w:hyperlink>
-    </w:p>
-    <w:p>
-      <w:pPr>
-        <w:pStyle w:val="ListBullet"/>
-        <w:spacing w:line="240" w:lineRule="auto"/>
-        <w:ind w:left="720"/>
-      </w:pPr>
-      <w:r>
-        <w:rPr>
-          <w:lang w:val="zh_TW" w:bidi="zh_TW"/>
-        </w:rPr>
-      </w:r>
-      <w:hyperlink r:id="rId38">
-        <w:r>
-          <w:rPr>
-            <w:lang w:val="zh_TW" w:bidi="zh_TW"/>
-          </w:rPr>
-          <w:rPr>
-            <w:color w:val="0000EE"/>
-            <w:u w:val="single"/>
-          </w:rPr>
-          <w:t>馬太福音9:32–34</w:t>
-        </w:r>
-      </w:hyperlink>
-    </w:p>
-    <w:p>
-      <w:pPr>
-        <w:pStyle w:val="ListBullet"/>
-        <w:spacing w:line="240" w:lineRule="auto"/>
-        <w:ind w:left="720"/>
-      </w:pPr>
-      <w:r>
-        <w:rPr>
-          <w:lang w:val="zh_TW" w:bidi="zh_TW"/>
-        </w:rPr>
-      </w:r>
-      <w:hyperlink r:id="rId39">
-        <w:r>
-          <w:rPr>
-            <w:lang w:val="zh_TW" w:bidi="zh_TW"/>
-          </w:rPr>
-          <w:rPr>
-            <w:color w:val="0000EE"/>
-            <w:u w:val="single"/>
-          </w:rPr>
-          <w:t>馬太福音20:25</w:t>
-        </w:r>
-      </w:hyperlink>
-    </w:p>
-    <w:p>
-      <w:pPr>
-        <w:pStyle w:val="ListBullet"/>
-        <w:spacing w:line="240" w:lineRule="auto"/>
-        <w:ind w:left="720"/>
-      </w:pPr>
-      <w:r>
-        <w:rPr>
-          <w:lang w:val="zh_TW" w:bidi="zh_TW"/>
-        </w:rPr>
-      </w:r>
-      <w:hyperlink r:id="rId40">
-        <w:r>
-          <w:rPr>
-            <w:lang w:val="zh_TW" w:bidi="zh_TW"/>
-          </w:rPr>
-          <w:rPr>
-            <w:color w:val="0000EE"/>
-            <w:u w:val="single"/>
-          </w:rPr>
-          <w:t>提多書3:1</w:t>
-        </w:r>
-      </w:hyperlink>
+      <w:r>
+        <w:rPr>
+          <w:lang w:val="zh_TW" w:bidi="zh_TW"/>
+        </w:rPr>
+        <w:t>使徒行傳3:17–18</w:t>
+      </w:r>
+    </w:p>
+    <w:p>
+      <w:pPr>
+        <w:pStyle w:val="ListBullet"/>
+        <w:spacing w:line="240" w:lineRule="auto"/>
+        <w:ind w:left="720"/>
+      </w:pPr>
+      <w:r>
+        <w:rPr>
+          <w:lang w:val="zh_TW" w:bidi="zh_TW"/>
+        </w:rPr>
+      </w:r>
+      <w:r>
+        <w:rPr>
+          <w:lang w:val="zh_TW" w:bidi="zh_TW"/>
+        </w:rPr>
+        <w:t>使徒行傳7:35–37</w:t>
+      </w:r>
+    </w:p>
+    <w:p>
+      <w:pPr>
+        <w:pStyle w:val="ListBullet"/>
+        <w:spacing w:line="240" w:lineRule="auto"/>
+        <w:ind w:left="720"/>
+      </w:pPr>
+      <w:r>
+        <w:rPr>
+          <w:lang w:val="zh_TW" w:bidi="zh_TW"/>
+        </w:rPr>
+      </w:r>
+      <w:r>
+        <w:rPr>
+          <w:lang w:val="zh_TW" w:bidi="zh_TW"/>
+        </w:rPr>
+        <w:t>路加福音12:11</w:t>
+      </w:r>
+    </w:p>
+    <w:p>
+      <w:pPr>
+        <w:pStyle w:val="ListBullet"/>
+        <w:spacing w:line="240" w:lineRule="auto"/>
+        <w:ind w:left="720"/>
+      </w:pPr>
+      <w:r>
+        <w:rPr>
+          <w:lang w:val="zh_TW" w:bidi="zh_TW"/>
+        </w:rPr>
+      </w:r>
+      <w:r>
+        <w:rPr>
+          <w:lang w:val="zh_TW" w:bidi="zh_TW"/>
+        </w:rPr>
+        <w:t>路加福音23:35</w:t>
+      </w:r>
+    </w:p>
+    <w:p>
+      <w:pPr>
+        <w:pStyle w:val="ListBullet"/>
+        <w:spacing w:line="240" w:lineRule="auto"/>
+        <w:ind w:left="720"/>
+      </w:pPr>
+      <w:r>
+        <w:rPr>
+          <w:lang w:val="zh_TW" w:bidi="zh_TW"/>
+        </w:rPr>
+      </w:r>
+      <w:r>
+        <w:rPr>
+          <w:lang w:val="zh_TW" w:bidi="zh_TW"/>
+        </w:rPr>
+        <w:t>馬可福音10:42</w:t>
+      </w:r>
+    </w:p>
+    <w:p>
+      <w:pPr>
+        <w:pStyle w:val="ListBullet"/>
+        <w:spacing w:line="240" w:lineRule="auto"/>
+        <w:ind w:left="720"/>
+      </w:pPr>
+      <w:r>
+        <w:rPr>
+          <w:lang w:val="zh_TW" w:bidi="zh_TW"/>
+        </w:rPr>
+      </w:r>
+      <w:r>
+        <w:rPr>
+          <w:lang w:val="zh_TW" w:bidi="zh_TW"/>
+        </w:rPr>
+        <w:t>馬太福音9:32–34</w:t>
+      </w:r>
+    </w:p>
+    <w:p>
+      <w:pPr>
+        <w:pStyle w:val="ListBullet"/>
+        <w:spacing w:line="240" w:lineRule="auto"/>
+        <w:ind w:left="720"/>
+      </w:pPr>
+      <w:r>
+        <w:rPr>
+          <w:lang w:val="zh_TW" w:bidi="zh_TW"/>
+        </w:rPr>
+      </w:r>
+      <w:r>
+        <w:rPr>
+          <w:lang w:val="zh_TW" w:bidi="zh_TW"/>
+        </w:rPr>
+        <w:t>馬太福音20:25</w:t>
+      </w:r>
+    </w:p>
+    <w:p>
+      <w:pPr>
+        <w:pStyle w:val="ListBullet"/>
+        <w:spacing w:line="240" w:lineRule="auto"/>
+        <w:ind w:left="720"/>
+      </w:pPr>
+      <w:r>
+        <w:rPr>
+          <w:lang w:val="zh_TW" w:bidi="zh_TW"/>
+        </w:rPr>
+      </w:r>
+      <w:r>
+        <w:rPr>
+          <w:lang w:val="zh_TW" w:bidi="zh_TW"/>
+        </w:rPr>
+        <w:t>提多書3:1</w:t>
+      </w:r>
     </w:p>
     <w:p>
       <w:pPr>
@@ -2544,162 +2364,120 @@
           <w:lang w:val="zh_TW" w:bidi="zh_TW"/>
         </w:rPr>
       </w:r>
-      <w:hyperlink r:id="rId41">
-        <w:r>
-          <w:rPr>
-            <w:lang w:val="zh_TW" w:bidi="zh_TW"/>
-          </w:rPr>
-          <w:rPr>
-            <w:color w:val="0000EE"/>
-            <w:u w:val="single"/>
-          </w:rPr>
-          <w:t>帖撒羅尼迦後書1:6</w:t>
-        </w:r>
-      </w:hyperlink>
-    </w:p>
-    <w:p>
-      <w:pPr>
-        <w:pStyle w:val="ListBullet"/>
-        <w:spacing w:line="240" w:lineRule="auto"/>
-        <w:ind w:left="720"/>
-      </w:pPr>
-      <w:r>
-        <w:rPr>
-          <w:lang w:val="zh_TW" w:bidi="zh_TW"/>
-        </w:rPr>
-      </w:r>
-      <w:hyperlink r:id="rId42">
-        <w:r>
-          <w:rPr>
-            <w:lang w:val="zh_TW" w:bidi="zh_TW"/>
-          </w:rPr>
-          <w:rPr>
-            <w:color w:val="0000EE"/>
-            <w:u w:val="single"/>
-          </w:rPr>
-          <w:t>阿摩司書5:12</w:t>
-        </w:r>
-      </w:hyperlink>
-    </w:p>
-    <w:p>
-      <w:pPr>
-        <w:pStyle w:val="ListBullet"/>
-        <w:spacing w:line="240" w:lineRule="auto"/>
-        <w:ind w:left="720"/>
-      </w:pPr>
-      <w:r>
-        <w:rPr>
-          <w:lang w:val="zh_TW" w:bidi="zh_TW"/>
-        </w:rPr>
-      </w:r>
-      <w:hyperlink r:id="rId43">
-        <w:r>
-          <w:rPr>
-            <w:lang w:val="zh_TW" w:bidi="zh_TW"/>
-          </w:rPr>
-          <w:rPr>
-            <w:color w:val="0000EE"/>
-            <w:u w:val="single"/>
-          </w:rPr>
-          <w:t>歌羅西書1:24</w:t>
-        </w:r>
-      </w:hyperlink>
-    </w:p>
-    <w:p>
-      <w:pPr>
-        <w:pStyle w:val="ListBullet"/>
-        <w:spacing w:line="240" w:lineRule="auto"/>
-        <w:ind w:left="720"/>
-      </w:pPr>
-      <w:r>
-        <w:rPr>
-          <w:lang w:val="zh_TW" w:bidi="zh_TW"/>
-        </w:rPr>
-      </w:r>
-      <w:hyperlink r:id="rId44">
-        <w:r>
-          <w:rPr>
-            <w:lang w:val="zh_TW" w:bidi="zh_TW"/>
-          </w:rPr>
-          <w:rPr>
-            <w:color w:val="0000EE"/>
-            <w:u w:val="single"/>
-          </w:rPr>
-          <w:t>出埃及記22:22–24</w:t>
-        </w:r>
-      </w:hyperlink>
-    </w:p>
-    <w:p>
-      <w:pPr>
-        <w:pStyle w:val="ListBullet"/>
-        <w:spacing w:line="240" w:lineRule="auto"/>
-        <w:ind w:left="720"/>
-      </w:pPr>
-      <w:r>
-        <w:rPr>
-          <w:lang w:val="zh_TW" w:bidi="zh_TW"/>
-        </w:rPr>
-      </w:r>
-      <w:hyperlink r:id="rId45">
-        <w:r>
-          <w:rPr>
-            <w:lang w:val="zh_TW" w:bidi="zh_TW"/>
-          </w:rPr>
-          <w:rPr>
-            <w:color w:val="0000EE"/>
-            <w:u w:val="single"/>
-          </w:rPr>
-          <w:t>創世記12:17–20</w:t>
-        </w:r>
-      </w:hyperlink>
-    </w:p>
-    <w:p>
-      <w:pPr>
-        <w:pStyle w:val="ListBullet"/>
-        <w:spacing w:line="240" w:lineRule="auto"/>
-        <w:ind w:left="720"/>
-      </w:pPr>
-      <w:r>
-        <w:rPr>
-          <w:lang w:val="zh_TW" w:bidi="zh_TW"/>
-        </w:rPr>
-      </w:r>
-      <w:hyperlink r:id="rId46">
-        <w:r>
-          <w:rPr>
-            <w:lang w:val="zh_TW" w:bidi="zh_TW"/>
-          </w:rPr>
-          <w:rPr>
-            <w:color w:val="0000EE"/>
-            <w:u w:val="single"/>
-          </w:rPr>
-          <w:t>創世記15:12–13</w:t>
-        </w:r>
-      </w:hyperlink>
-    </w:p>
-    <w:p>
-      <w:pPr>
-        <w:pStyle w:val="ListBullet"/>
-        <w:spacing w:line="240" w:lineRule="auto"/>
-        <w:ind w:left="720"/>
-      </w:pPr>
-      <w:r>
-        <w:rPr>
-          <w:lang w:val="zh_TW" w:bidi="zh_TW"/>
-        </w:rPr>
-      </w:r>
-      <w:hyperlink r:id="rId47">
-        <w:r>
-          <w:rPr>
-            <w:lang w:val="zh_TW" w:bidi="zh_TW"/>
-          </w:rPr>
-          <w:rPr>
-            <w:color w:val="0000EE"/>
-            <w:u w:val="single"/>
-          </w:rPr>
-          <w:t>創世記29:32</w:t>
-        </w:r>
-      </w:hyperlink>
+      <w:r>
+        <w:rPr>
+          <w:lang w:val="zh_TW" w:bidi="zh_TW"/>
+        </w:rPr>
+        <w:t>帖撒羅尼迦後書1:6</w:t>
+      </w:r>
+    </w:p>
+    <w:p>
+      <w:pPr>
+        <w:pStyle w:val="ListBullet"/>
+        <w:spacing w:line="240" w:lineRule="auto"/>
+        <w:ind w:left="720"/>
+      </w:pPr>
+      <w:r>
+        <w:rPr>
+          <w:lang w:val="zh_TW" w:bidi="zh_TW"/>
+        </w:rPr>
+      </w:r>
+      <w:r>
+        <w:rPr>
+          <w:lang w:val="zh_TW" w:bidi="zh_TW"/>
+        </w:rPr>
+        <w:t>阿摩司書5:12</w:t>
+      </w:r>
+    </w:p>
+    <w:p>
+      <w:pPr>
+        <w:pStyle w:val="ListBullet"/>
+        <w:spacing w:line="240" w:lineRule="auto"/>
+        <w:ind w:left="720"/>
+      </w:pPr>
+      <w:r>
+        <w:rPr>
+          <w:lang w:val="zh_TW" w:bidi="zh_TW"/>
+        </w:rPr>
+      </w:r>
+      <w:r>
+        <w:rPr>
+          <w:lang w:val="zh_TW" w:bidi="zh_TW"/>
+        </w:rPr>
+        <w:t>歌羅西書1:24</w:t>
+      </w:r>
+    </w:p>
+    <w:p>
+      <w:pPr>
+        <w:pStyle w:val="ListBullet"/>
+        <w:spacing w:line="240" w:lineRule="auto"/>
+        <w:ind w:left="720"/>
+      </w:pPr>
+      <w:r>
+        <w:rPr>
+          <w:lang w:val="zh_TW" w:bidi="zh_TW"/>
+        </w:rPr>
+      </w:r>
+      <w:r>
+        <w:rPr>
+          <w:lang w:val="zh_TW" w:bidi="zh_TW"/>
+        </w:rPr>
+        <w:t>出埃及記22:22–24</w:t>
+      </w:r>
+    </w:p>
+    <w:p>
+      <w:pPr>
+        <w:pStyle w:val="ListBullet"/>
+        <w:spacing w:line="240" w:lineRule="auto"/>
+        <w:ind w:left="720"/>
+      </w:pPr>
+      <w:r>
+        <w:rPr>
+          <w:lang w:val="zh_TW" w:bidi="zh_TW"/>
+        </w:rPr>
+      </w:r>
+      <w:r>
+        <w:rPr>
+          <w:lang w:val="zh_TW" w:bidi="zh_TW"/>
+        </w:rPr>
+        <w:t>創世記12:17–20</w:t>
+      </w:r>
+    </w:p>
+    <w:p>
+      <w:pPr>
+        <w:pStyle w:val="ListBullet"/>
+        <w:spacing w:line="240" w:lineRule="auto"/>
+        <w:ind w:left="720"/>
+      </w:pPr>
+      <w:r>
+        <w:rPr>
+          <w:lang w:val="zh_TW" w:bidi="zh_TW"/>
+        </w:rPr>
+      </w:r>
+      <w:r>
+        <w:rPr>
+          <w:lang w:val="zh_TW" w:bidi="zh_TW"/>
+        </w:rPr>
+        <w:t>創世記15:12–13</w:t>
+      </w:r>
+    </w:p>
+    <w:p>
+      <w:pPr>
+        <w:pStyle w:val="ListBullet"/>
+        <w:spacing w:line="240" w:lineRule="auto"/>
+        <w:ind w:left="720"/>
+      </w:pPr>
+      <w:r>
+        <w:rPr>
+          <w:lang w:val="zh_TW" w:bidi="zh_TW"/>
+        </w:rPr>
+      </w:r>
+      <w:r>
+        <w:rPr>
+          <w:lang w:val="zh_TW" w:bidi="zh_TW"/>
+        </w:rPr>
+        <w:t>創世記29:32</w:t>
+      </w:r>
     </w:p>
     <w:p>
       <w:pPr>
@@ -2883,114 +2661,84 @@
           <w:lang w:val="zh_TW" w:bidi="zh_TW"/>
         </w:rPr>
       </w:r>
-      <w:hyperlink r:id="rId48">
-        <w:r>
-          <w:rPr>
-            <w:lang w:val="zh_TW" w:bidi="zh_TW"/>
-          </w:rPr>
-          <w:rPr>
-            <w:color w:val="0000EE"/>
-            <w:u w:val="single"/>
-          </w:rPr>
-          <w:t>耶利米書6:24</w:t>
-        </w:r>
-      </w:hyperlink>
-    </w:p>
-    <w:p>
-      <w:pPr>
-        <w:pStyle w:val="ListBullet"/>
-        <w:spacing w:line="240" w:lineRule="auto"/>
-        <w:ind w:left="720"/>
-      </w:pPr>
-      <w:r>
-        <w:rPr>
-          <w:lang w:val="zh_TW" w:bidi="zh_TW"/>
-        </w:rPr>
-      </w:r>
-      <w:hyperlink r:id="rId49">
-        <w:r>
-          <w:rPr>
-            <w:lang w:val="zh_TW" w:bidi="zh_TW"/>
-          </w:rPr>
-          <w:rPr>
-            <w:color w:val="0000EE"/>
-            <w:u w:val="single"/>
-          </w:rPr>
-          <w:t>耶利米書19:9</w:t>
-        </w:r>
-      </w:hyperlink>
-    </w:p>
-    <w:p>
-      <w:pPr>
-        <w:pStyle w:val="ListBullet"/>
-        <w:spacing w:line="240" w:lineRule="auto"/>
-        <w:ind w:left="720"/>
-      </w:pPr>
-      <w:r>
-        <w:rPr>
-          <w:lang w:val="zh_TW" w:bidi="zh_TW"/>
-        </w:rPr>
-      </w:r>
-      <w:hyperlink r:id="rId50">
-        <w:r>
-          <w:rPr>
-            <w:lang w:val="zh_TW" w:bidi="zh_TW"/>
-          </w:rPr>
-          <w:rPr>
-            <w:color w:val="0000EE"/>
-            <w:u w:val="single"/>
-          </w:rPr>
-          <w:t>約伯記15:24</w:t>
-        </w:r>
-      </w:hyperlink>
-    </w:p>
-    <w:p>
-      <w:pPr>
-        <w:pStyle w:val="ListBullet"/>
-        <w:spacing w:line="240" w:lineRule="auto"/>
-        <w:ind w:left="720"/>
-      </w:pPr>
-      <w:r>
-        <w:rPr>
-          <w:lang w:val="zh_TW" w:bidi="zh_TW"/>
-        </w:rPr>
-      </w:r>
-      <w:hyperlink r:id="rId51">
-        <w:r>
-          <w:rPr>
-            <w:lang w:val="zh_TW" w:bidi="zh_TW"/>
-          </w:rPr>
-          <w:rPr>
-            <w:color w:val="0000EE"/>
-            <w:u w:val="single"/>
-          </w:rPr>
-          <w:t>路加福音16:24</w:t>
-        </w:r>
-      </w:hyperlink>
-    </w:p>
-    <w:p>
-      <w:pPr>
-        <w:pStyle w:val="ListBullet"/>
-        <w:spacing w:line="240" w:lineRule="auto"/>
-        <w:ind w:left="720"/>
-      </w:pPr>
-      <w:r>
-        <w:rPr>
-          <w:lang w:val="zh_TW" w:bidi="zh_TW"/>
-        </w:rPr>
-      </w:r>
-      <w:hyperlink r:id="rId52">
-        <w:r>
-          <w:rPr>
-            <w:lang w:val="zh_TW" w:bidi="zh_TW"/>
-          </w:rPr>
-          <w:rPr>
-            <w:color w:val="0000EE"/>
-            <w:u w:val="single"/>
-          </w:rPr>
-          <w:t>詩篇116:3–4</w:t>
-        </w:r>
-      </w:hyperlink>
+      <w:r>
+        <w:rPr>
+          <w:lang w:val="zh_TW" w:bidi="zh_TW"/>
+        </w:rPr>
+        <w:t>耶利米書6:24</w:t>
+      </w:r>
+    </w:p>
+    <w:p>
+      <w:pPr>
+        <w:pStyle w:val="ListBullet"/>
+        <w:spacing w:line="240" w:lineRule="auto"/>
+        <w:ind w:left="720"/>
+      </w:pPr>
+      <w:r>
+        <w:rPr>
+          <w:lang w:val="zh_TW" w:bidi="zh_TW"/>
+        </w:rPr>
+      </w:r>
+      <w:r>
+        <w:rPr>
+          <w:lang w:val="zh_TW" w:bidi="zh_TW"/>
+        </w:rPr>
+        <w:t>耶利米書19:9</w:t>
+      </w:r>
+    </w:p>
+    <w:p>
+      <w:pPr>
+        <w:pStyle w:val="ListBullet"/>
+        <w:spacing w:line="240" w:lineRule="auto"/>
+        <w:ind w:left="720"/>
+      </w:pPr>
+      <w:r>
+        <w:rPr>
+          <w:lang w:val="zh_TW" w:bidi="zh_TW"/>
+        </w:rPr>
+      </w:r>
+      <w:r>
+        <w:rPr>
+          <w:lang w:val="zh_TW" w:bidi="zh_TW"/>
+        </w:rPr>
+        <w:t>約伯記15:24</w:t>
+      </w:r>
+    </w:p>
+    <w:p>
+      <w:pPr>
+        <w:pStyle w:val="ListBullet"/>
+        <w:spacing w:line="240" w:lineRule="auto"/>
+        <w:ind w:left="720"/>
+      </w:pPr>
+      <w:r>
+        <w:rPr>
+          <w:lang w:val="zh_TW" w:bidi="zh_TW"/>
+        </w:rPr>
+      </w:r>
+      <w:r>
+        <w:rPr>
+          <w:lang w:val="zh_TW" w:bidi="zh_TW"/>
+        </w:rPr>
+        <w:t>路加福音16:24</w:t>
+      </w:r>
+    </w:p>
+    <w:p>
+      <w:pPr>
+        <w:pStyle w:val="ListBullet"/>
+        <w:spacing w:line="240" w:lineRule="auto"/>
+        <w:ind w:left="720"/>
+      </w:pPr>
+      <w:r>
+        <w:rPr>
+          <w:lang w:val="zh_TW" w:bidi="zh_TW"/>
+        </w:rPr>
+      </w:r>
+      <w:r>
+        <w:rPr>
+          <w:lang w:val="zh_TW" w:bidi="zh_TW"/>
+        </w:rPr>
+        <w:t>詩篇116:3–4</w:t>
+      </w:r>
     </w:p>
     <w:p>
       <w:pPr>

--- a/zht/docx/180.content.docx
+++ b/zht/docx/180.content.docx
@@ -1526,19 +1526,7 @@
         <w:rPr>
           <w:lang w:val="zh_TW" w:bidi="zh_TW"/>
         </w:rPr>
-        <w:t>，</w:t>
-      </w:r>
-      <w:r>
-        <w:rPr>
-          <w:lang w:val="zh_TW" w:bidi="zh_TW"/>
-        </w:rPr>
-        <w:t>大能</w:t>
-      </w:r>
-      <w:r>
-        <w:rPr>
-          <w:lang w:val="zh_TW" w:bidi="zh_TW"/>
-        </w:rPr>
-        <w:t>）</w:t>
+        <w:t>，大能）</w:t>
       </w:r>
     </w:p>
     <w:p>
